--- a/Loadscope — Quick Start.docx
+++ b/Loadscope — Quick Start.docx
@@ -10,7 +10,7 @@
         <w:rPr>
           <w:color w:val="D97706"/>
         </w:rPr>
-        <w:t>True Zero — Quick Start</w:t>
+        <w:t>Loadscope — Quick Start</w:t>
       </w:r>
     </w:p>
     <w:p>
@@ -43,7 +43,7 @@
         <w:t xml:space="preserve">1. </w:t>
       </w:r>
       <w:r>
-        <w:t>Double-click the True.Zero.dmg you downloaded. A window opens with the True Zero icon and an Applications shortcut.</w:t>
+        <w:t>Double-click the True.Zero.dmg you downloaded. A window opens with the Loadscope icon and an Applications shortcut.</w:t>
       </w:r>
     </w:p>
     <w:p>
@@ -57,7 +57,7 @@
         <w:t xml:space="preserve">2. </w:t>
       </w:r>
       <w:r>
-        <w:t xml:space="preserve">Drag True Zero onto the Applications </w:t>
+        <w:t xml:space="preserve">Drag Loadscope onto the Applications </w:t>
       </w:r>
       <w:r>
         <w:t>shortcut in the same window. Eject the disk image (click the eject arrow next to it in the Finder sidebar, or just close the window — it'll go away on the next restart).</w:t>
@@ -74,7 +74,7 @@
         <w:t xml:space="preserve">3. </w:t>
       </w:r>
       <w:r>
-        <w:t>Open True Zero from your Applications folder. (True Zero is signed and notarized by</w:t>
+        <w:t>Open Loadscope from your Applications folder. (Loadscope is signed and notarized by</w:t>
       </w:r>
       <w:r>
         <w:t xml:space="preserve"> Apple, so it opens cleanly — no right-click trick needed.)</w:t>
@@ -91,7 +91,7 @@
         <w:t xml:space="preserve">4. </w:t>
       </w:r>
       <w:r>
-        <w:t>A license dialog appears. Paste the access code you were emailed. Click Unlock True Zero.</w:t>
+        <w:t>A license dialog appears. Paste the access code you were emailed. Click Unlock Loadscope.</w:t>
       </w:r>
     </w:p>
     <w:p>
@@ -108,7 +108,7 @@
         <w:t xml:space="preserve">On first launch, accept the disclaimer and the default folder location. A 6-step tour follows; skip </w:t>
       </w:r>
       <w:r>
-        <w:t>it if you'd like — it lives in Tools → How to Use True Zero… anytime.</w:t>
+        <w:t>it if you'd like — it lives in Tools → How to Use Loadscope… anytime.</w:t>
       </w:r>
     </w:p>
     <w:p>
@@ -124,7 +124,7 @@
     </w:p>
     <w:p>
       <w:r>
-        <w:t xml:space="preserve">True Zero sorts your data by name. Use this format with one space between </w:t>
+        <w:t xml:space="preserve">Loadscope sorts your data by name. Use this format with one space between </w:t>
       </w:r>
       <w:r>
         <w:t>(type only the bold part — the parenthesis is just what it means):</w:t>
@@ -321,7 +321,7 @@
     </w:p>
     <w:p>
       <w:r>
-        <w:t>BallisticX: its label field isn't reliable, so RENAME the exported CSV file itself (e.g., 'P1 45.5 H4350.csv'). True Zero reads the filename.</w:t>
+        <w:t>BallisticX: its label field isn't reliable, so RENAME the exported CSV file itself (e.g., 'P1 45.5 H4350.csv'). Loadscope reads the filename.</w:t>
       </w:r>
     </w:p>
     <w:p>
@@ -366,7 +366,7 @@
         <w:t>Quit Excel if it's open. In Finder, put all your CSVs from this range trip in one folder, select them all (click the first, then Cmd+A — or Cmd-click each one), and drag the whole batch onto t</w:t>
       </w:r>
       <w:r>
-        <w:t>he True Zero window.</w:t>
+        <w:t>he Loadscope window.</w:t>
       </w:r>
     </w:p>
     <w:p>
@@ -401,7 +401,7 @@
         <w:pStyle w:val="ListBullet"/>
       </w:pPr>
       <w:r>
-        <w:t>True Zero needs at least 3 charges (or jumps) before it picks a recommended winner.</w:t>
+        <w:t>Loadscope needs at least 3 charges (or jumps) before it picks a recommended winner.</w:t>
       </w:r>
     </w:p>
     <w:p>
@@ -425,7 +425,7 @@
         <w:pStyle w:val="ListBullet"/>
       </w:pPr>
       <w:r>
-        <w:t xml:space="preserve">Updates appear as a yellow banner at the top of the window. Click Install Update — True Zero downloads in </w:t>
+        <w:t xml:space="preserve">Updates appear as a yellow banner at the top of the window. Click Install Update — Loadscope downloads in </w:t>
       </w:r>
       <w:r>
         <w:t>the background (authenticated by your license key), then Quit and Install when ready. The app quits, swaps itself, and reopens at the new version.</w:t>
@@ -453,7 +453,7 @@
     </w:p>
     <w:p>
       <w:r>
-        <w:t xml:space="preserve">True Zero is </w:t>
+        <w:t xml:space="preserve">Loadscope is </w:t>
       </w:r>
       <w:r>
         <w:t>a data-analysis tool, not load data. Always cross-reference against published reloading manuals, watch for pressure signs, and start below max. Reloading is inherently dangerous and you assume all risk.</w:t>

--- a/Loadscope — Quick Start.docx
+++ b/Loadscope — Quick Start.docx
@@ -456,7 +456,20 @@
         <w:t xml:space="preserve">Loadscope is </w:t>
       </w:r>
       <w:r>
-        <w:t>a data-analysis tool, not load data. Always cross-reference against published reloading manuals, watch for pressure signs, and start below max. Reloading is inherently dangerous and you assume all risk.</w:t>
+        <w:t>a data-analysis tool, not load data. Always cross-reference every charge weight against current published load data from your powder, bullet, and cartridge manufacturers. Reloading is inherently dangerous and you assume all risk.</w:t>
+      </w:r>
+    </w:p>
+    <w:p>
+      <w:pPr>
+        <w:pStyle w:val="Heading2"/>
+      </w:pPr>
+      <w:r>
+        <w:t>Shooting more than 5 shots per load</w:t>
+      </w:r>
+    </w:p>
+    <w:p>
+      <w:r>
+        <w:t>The Load Log displays the first 5 shots per load. Garmin Xero supports up to 7 shots per session — if you shoot more than 5, your Avg Velocity, ES, and SD columns automatically reflect ALL of your shots, because Garmin computes those values before Loadscope imports the data. If you want to see every individual shot (e.g., shots 6 and 7), open the 'Garmin Xero Import' sheet tab — every shot you took is preserved there.</w:t>
       </w:r>
     </w:p>
     <w:sectPr>
